--- a/packages/fidelity-lab/fixtures/008-inline-formatting/.output/document.docx
+++ b/packages/fidelity-lab/fixtures/008-inline-formatting/.output/document.docx
@@ -89,7 +89,7 @@
       <w:r>
         <w:t xml:space="preserve">Here is a </w:t>
       </w:r>
-      <w:hyperlink w:history="1" r:id="rIddn_fuuucgiwz80lij9shv">
+      <w:hyperlink w:history="1" r:id="rIdaevhe0qswlaq7kqown-yj">
         <w:r>
           <w:rPr>
             <w:u w:val="single"/>
@@ -102,7 +102,7 @@
       <w:r>
         <w:t xml:space="preserve"> and another </w:t>
       </w:r>
-      <w:hyperlink w:history="1" r:id="rId8wlndlsg5ujz-qhgnskiu">
+      <w:hyperlink w:history="1" r:id="rIdbr9obebuenqicmpycifda">
         <w:r>
           <w:rPr>
             <w:u w:val="single"/>
@@ -156,7 +156,7 @@
         </w:rPr>
         <w:t xml:space="preserve">italic with </w:t>
       </w:r>
-      <w:hyperlink w:history="1" r:id="rIdb-ks7v6ukbjmaz89btj1_">
+      <w:hyperlink w:history="1" r:id="rIdvbidoznbzwdbzypfraj-i">
         <w:r>
           <w:rPr>
             <w:u w:val="single"/>
@@ -663,8 +663,8 @@
       <w:szCs w:val="20"/>
     </w:rPr>
   </w:style>
-  <w:style w:type="paragraph" w:styleId="FolioCodeBlock">
-    <w:name w:val="Folio Code Block"/>
+  <w:style w:type="paragraph" w:styleId="CodeBlock">
+    <w:name w:val="Code Block"/>
     <w:basedOn w:val="Normal"/>
     <w:pPr>
       <w:spacing w:before="40" w:after="40" w:line="276"/>

--- a/packages/fidelity-lab/fixtures/008-inline-formatting/.output/document.docx
+++ b/packages/fidelity-lab/fixtures/008-inline-formatting/.output/document.docx
@@ -4,16 +4,12 @@
   <w:body>
     <w:p>
       <w:pPr>
-        <w:spacing w:after="120"/>
+        <w:spacing w:after="160"/>
       </w:pPr>
       <w:r>
         <w:t xml:space="preserve">This text has </w:t>
       </w:r>
       <w:r>
-        <w:rPr>
-          <w:b/>
-          <w:bCs/>
-        </w:rPr>
         <w:t xml:space="preserve">bold</w:t>
       </w:r>
       <w:r>
@@ -42,7 +38,7 @@
         <w:rPr>
           <w:sz w:val="20"/>
           <w:szCs w:val="20"/>
-          <w:rFonts w:ascii="Consolas" w:cs="Consolas" w:eastAsia="Consolas" w:hAnsi="Consolas"/>
+          <w:rFonts w:ascii="JetBrains Mono" w:cs="JetBrains Mono" w:eastAsia="JetBrains Mono" w:hAnsi="JetBrains Mono"/>
           <w:shd w:fill="F3F4F6" w:color="auto" w:val="clear"/>
         </w:rPr>
         <w:t xml:space="preserve">inline code</w:t>
@@ -53,29 +49,19 @@
     </w:p>
     <w:p>
       <w:pPr>
-        <w:spacing w:after="120"/>
-      </w:pPr>
-      <w:r>
-        <w:rPr>
-          <w:b/>
-          <w:bCs/>
-        </w:rPr>
+        <w:spacing w:after="160"/>
+      </w:pPr>
+      <w:r>
         <w:t xml:space="preserve">Bold and </w:t>
       </w:r>
       <w:r>
         <w:rPr>
-          <w:b/>
-          <w:bCs/>
           <w:i/>
           <w:iCs/>
         </w:rPr>
         <w:t xml:space="preserve">italic</w:t>
       </w:r>
       <w:r>
-        <w:rPr>
-          <w:b/>
-          <w:bCs/>
-        </w:rPr>
         <w:t xml:space="preserve"> together</w:t>
       </w:r>
       <w:r>
@@ -84,12 +70,12 @@
     </w:p>
     <w:p>
       <w:pPr>
-        <w:spacing w:after="120"/>
+        <w:spacing w:after="160"/>
       </w:pPr>
       <w:r>
         <w:t xml:space="preserve">Here is a </w:t>
       </w:r>
-      <w:hyperlink w:history="1" r:id="rIdaevhe0qswlaq7kqown-yj">
+      <w:hyperlink w:history="1" r:id="rIdznn7hjtocpmrioms0ngfd">
         <w:r>
           <w:rPr>
             <w:u w:val="single"/>
@@ -102,7 +88,7 @@
       <w:r>
         <w:t xml:space="preserve"> and another </w:t>
       </w:r>
-      <w:hyperlink w:history="1" r:id="rIdbr9obebuenqicmpycifda">
+      <w:hyperlink w:history="1" r:id="rIdchke7hopmkkm6vhcldsop">
         <w:r>
           <w:rPr>
             <w:u w:val="single"/>
@@ -118,32 +104,24 @@
     </w:p>
     <w:p>
       <w:pPr>
-        <w:spacing w:after="120"/>
+        <w:spacing w:after="160"/>
       </w:pPr>
       <w:r>
         <w:t xml:space="preserve">Mixed: </w:t>
       </w:r>
       <w:r>
-        <w:rPr>
-          <w:b/>
-          <w:bCs/>
-        </w:rPr>
         <w:t xml:space="preserve">bold with </w:t>
       </w:r>
       <w:r>
         <w:rPr>
           <w:sz w:val="20"/>
           <w:szCs w:val="20"/>
-          <w:rFonts w:ascii="Consolas" w:cs="Consolas" w:eastAsia="Consolas" w:hAnsi="Consolas"/>
+          <w:rFonts w:ascii="JetBrains Mono" w:cs="JetBrains Mono" w:eastAsia="JetBrains Mono" w:hAnsi="JetBrains Mono"/>
           <w:shd w:fill="F3F4F6" w:color="auto" w:val="clear"/>
         </w:rPr>
         <w:t xml:space="preserve">code</w:t>
       </w:r>
       <w:r>
-        <w:rPr>
-          <w:b/>
-          <w:bCs/>
-        </w:rPr>
         <w:t xml:space="preserve"> inside</w:t>
       </w:r>
       <w:r>
@@ -156,7 +134,7 @@
         </w:rPr>
         <w:t xml:space="preserve">italic with </w:t>
       </w:r>
-      <w:hyperlink w:history="1" r:id="rIdvbidoznbzwdbzypfraj-i">
+      <w:hyperlink w:history="1" r:id="rIdmhmwmtvx1_tmebgqbu3wc">
         <w:r>
           <w:rPr>
             <w:u w:val="single"/>
@@ -180,14 +158,14 @@
     <w:p>
       <w:pPr>
         <w:pBdr>
-          <w:bottom w:val="single" w:color="CCCCCC" w:sz="4" w:space="8"/>
+          <w:bottom w:val="single" w:color="D1D5DB" w:sz="4" w:space="8"/>
         </w:pBdr>
         <w:spacing w:before="240" w:after="240"/>
       </w:pPr>
     </w:p>
     <w:p>
       <w:pPr>
-        <w:spacing w:after="120"/>
+        <w:spacing w:after="160"/>
       </w:pPr>
       <w:r>
         <w:t xml:space="preserve">Above is a thematic break.</w:t>
@@ -196,14 +174,14 @@
     <w:p>
       <w:pPr>
         <w:pBdr>
-          <w:bottom w:val="single" w:color="CCCCCC" w:sz="4" w:space="8"/>
+          <w:bottom w:val="single" w:color="D1D5DB" w:sz="4" w:space="8"/>
         </w:pBdr>
         <w:spacing w:before="240" w:after="240"/>
       </w:pPr>
     </w:p>
     <w:p>
       <w:pPr>
-        <w:spacing w:after="120"/>
+        <w:spacing w:after="160"/>
       </w:pPr>
       <w:r>
         <w:t xml:space="preserve">And another one.</w:t>
@@ -526,8 +504,19 @@
 <file path=word/styles.xml><?xml version="1.0" encoding="utf-8"?>
 <w:styles xmlns:mc="http://schemas.openxmlformats.org/markup-compatibility/2006" xmlns:r="http://schemas.openxmlformats.org/officeDocument/2006/relationships" xmlns:w="http://schemas.openxmlformats.org/wordprocessingml/2006/main" xmlns:w14="http://schemas.microsoft.com/office/word/2010/wordml" xmlns:w15="http://schemas.microsoft.com/office/word/2012/wordml" mc:Ignorable="w14 w15">
   <w:docDefaults>
-    <w:rPrDefault/>
-    <w:pPrDefault/>
+    <w:rPrDefault>
+      <w:rPr>
+        <w:color w:val="1A1A1A"/>
+        <w:sz w:val="22"/>
+        <w:szCs w:val="22"/>
+        <w:rFonts w:ascii="Arial" w:cs="Arial" w:eastAsia="Arial" w:hAnsi="Arial"/>
+      </w:rPr>
+    </w:rPrDefault>
+    <w:pPrDefault>
+      <w:pPr>
+        <w:spacing w:line="360"/>
+      </w:pPr>
+    </w:pPrDefault>
   </w:docDefaults>
   <w:style w:type="paragraph" w:styleId="Title">
     <w:name w:val="Title"/>
@@ -675,5 +664,44 @@
       <w:rFonts w:ascii="Consolas" w:cs="Consolas" w:eastAsia="Consolas" w:hAnsi="Consolas"/>
     </w:rPr>
   </w:style>
+  <w:style w:type="paragraph" w:styleId="Heading1">
+    <w:name w:val="Heading 1"/>
+    <w:basedOn w:val="Normal"/>
+    <w:next w:val="Normal"/>
+    <w:qFormat/>
+    <w:rPr>
+      <w:b/>
+      <w:bCs/>
+      <w:sz w:val="48"/>
+      <w:szCs w:val="48"/>
+      <w:rFonts w:ascii="Arial" w:cs="Arial" w:eastAsia="Arial" w:hAnsi="Arial"/>
+    </w:rPr>
+  </w:style>
+  <w:style w:type="paragraph" w:styleId="Heading2">
+    <w:name w:val="Heading 2"/>
+    <w:basedOn w:val="Normal"/>
+    <w:next w:val="Normal"/>
+    <w:qFormat/>
+    <w:rPr>
+      <w:b/>
+      <w:bCs/>
+      <w:sz w:val="36"/>
+      <w:szCs w:val="36"/>
+      <w:rFonts w:ascii="Arial" w:cs="Arial" w:eastAsia="Arial" w:hAnsi="Arial"/>
+    </w:rPr>
+  </w:style>
+  <w:style w:type="paragraph" w:styleId="Heading3">
+    <w:name w:val="Heading 3"/>
+    <w:basedOn w:val="Normal"/>
+    <w:next w:val="Normal"/>
+    <w:qFormat/>
+    <w:rPr>
+      <w:b/>
+      <w:bCs/>
+      <w:sz w:val="28"/>
+      <w:szCs w:val="28"/>
+      <w:rFonts w:ascii="Arial" w:cs="Arial" w:eastAsia="Arial" w:hAnsi="Arial"/>
+    </w:rPr>
+  </w:style>
 </w:styles>
 </file>